--- a/docs/capacitacion/guion youtube/anteriores-6-videos/video-5-activacion-capas-y-aprendizaje/video-5-activacion-capas-y-aprendizaje.docx
+++ b/docs/capacitacion/guion youtube/anteriores-6-videos/video-5-activacion-capas-y-aprendizaje/video-5-activacion-capas-y-aprendizaje.docx
@@ -34,7 +34,7 @@
           <w:b/>
           <w:color w:val="1F4E9A"/>
         </w:rPr>
-        <w:t>[Diapositiva · La función de activación]</w:t>
+        <w:t>[Diapositiva 1 · La función de activación]</w:t>
       </w:r>
     </w:p>
     <w:p>
@@ -90,7 +90,7 @@
           <w:b/>
           <w:color w:val="1F4E9A"/>
         </w:rPr>
-        <w:t>[Diapositiva · De la neurona a la capa y a la red]</w:t>
+        <w:t>[Diapositiva 2 · De la neurona a la capa y a la red]</w:t>
       </w:r>
     </w:p>
     <w:p>
@@ -161,7 +161,7 @@
           <w:b/>
           <w:color w:val="1F4E9A"/>
         </w:rPr>
-        <w:t>[Diapositiva · Una capa con tres criterios]</w:t>
+        <w:t>[Diapositiva 3 · Una capa con tres criterios]</w:t>
       </w:r>
     </w:p>
     <w:p>
@@ -217,7 +217,7 @@
           <w:b/>
           <w:color w:val="1F4E9A"/>
         </w:rPr>
-        <w:t>[Diapositiva · Una red pequeña, a mano]</w:t>
+        <w:t>[Diapositiva 4 · Una red pequeña, a mano]</w:t>
       </w:r>
     </w:p>
     <w:p>
@@ -268,7 +268,7 @@
           <w:b/>
           <w:color w:val="1F4E9A"/>
         </w:rPr>
-        <w:t>[Diapositiva · Profundidad: por qué importan las capas]</w:t>
+        <w:t>[Diapositiva 5 · Profundidad: por qué importan las capas]</w:t>
       </w:r>
     </w:p>
     <w:p>
@@ -319,7 +319,7 @@
           <w:b/>
           <w:color w:val="1F4E9A"/>
         </w:rPr>
-        <w:t>[Diapositiva · Cómo aprende una red]</w:t>
+        <w:t>[Diapositiva 6 · Cómo aprende una red]</w:t>
       </w:r>
     </w:p>
     <w:p>
@@ -370,7 +370,7 @@
           <w:b/>
           <w:color w:val="1F4E9A"/>
         </w:rPr>
-        <w:t>[Diapositiva · Pesos al azar: el punto de partida]</w:t>
+        <w:t>[Diapositiva 7 · Pesos al azar: el punto de partida]</w:t>
       </w:r>
     </w:p>
     <w:p>
@@ -426,7 +426,7 @@
           <w:b/>
           <w:color w:val="1F4E9A"/>
         </w:rPr>
-        <w:t>[Diapositiva · Anotar imágenes: de dónde salen las respuestas]</w:t>
+        <w:t>[Diapositiva 8 · Anotar imágenes: de dónde salen las respuestas]</w:t>
       </w:r>
     </w:p>
     <w:p>
@@ -482,7 +482,7 @@
           <w:b/>
           <w:color w:val="1F4E9A"/>
         </w:rPr>
-        <w:t>[Diapositiva · Con respuestas y sin respuestas]</w:t>
+        <w:t>[Diapositiva 9 · Con respuestas y sin respuestas]</w:t>
       </w:r>
     </w:p>
     <w:p>
@@ -533,7 +533,7 @@
           <w:b/>
           <w:color w:val="1F4E9A"/>
         </w:rPr>
-        <w:t>[Diapositiva · La función de pérdida]</w:t>
+        <w:t>[Diapositiva 10 · La función de pérdida]</w:t>
       </w:r>
     </w:p>
     <w:p>

--- a/docs/capacitacion/guion youtube/anteriores-6-videos/video-5-activacion-capas-y-aprendizaje/video-5-activacion-capas-y-aprendizaje.docx
+++ b/docs/capacitacion/guion youtube/anteriores-6-videos/video-5-activacion-capas-y-aprendizaje/video-5-activacion-capas-y-aprendizaje.docx
@@ -147,12 +147,12 @@
     </w:p>
     <w:p>
       <w:r>
-        <w:t>Pero antes, una pregunta que suelen hacer: ¿cuántas capas y cuántas neuronas debe tener una red? No hay una respuesta única. Es una decisión de diseño que depende del problema. Una red con pocas neuronas no tiene capacidad suficiente para capturar las relaciones complejas. Una con demasiadas puede aprender detalles que no sirven, y tarda más en entrenarse y en usarse. Por eso, en la práctica, se parte de arquitecturas que ya se probaron en problemas parecidos, y se ajustan.</w:t>
+        <w:t>Pero antes, algo que conviene aclarar: ¿cuántas capas y cuántas neuronas debe tener una red? No hay una respuesta única. Es una decisión de diseño que depende del problema. Una red con pocas neuronas no tiene capacidad suficiente para capturar las relaciones complejas. Una con demasiadas puede aprender detalles que no sirven, y tarda más en entrenarse y en usarse. Por eso, en la práctica, se parte de arquitecturas que ya se probaron en problemas parecidos, y se ajustan.</w:t>
       </w:r>
     </w:p>
     <w:p>
       <w:r>
-        <w:t>Otra pregunta frecuente es qué hace cada capa. En una red que trabaja con imágenes, las primeras capas tienden a responder a cosas muy sencillas, como bordes y cambios de brillo. Las capas siguientes combinan esas respuestas para detectar formas, como curvas o esquinas. Y las últimas combinan formas para reconocer objetos completos. Nadie le dice a la red que haga eso; es lo que resulta útil, y por eso es lo que el entrenamiento termina encontrando. Es una jerarquía: de lo simple a lo complejo.</w:t>
+        <w:t>Otra cuestión que conviene aclarar es qué hace cada capa. En una red que trabaja con imágenes, las primeras capas tienden a responder a cosas muy sencillas, como bordes y cambios de brillo. Las capas siguientes combinan esas respuestas para detectar formas, como curvas o esquinas. Y las últimas combinan formas para reconocer objetos completos. Nadie le dice a la red que haga eso; es lo que resulta útil, y por eso es lo que el entrenamiento termina encontrando. Es una jerarquía: de lo simple a lo complejo.</w:t>
       </w:r>
     </w:p>
     <w:p>
